--- a/downloads/handouts/Unit 01/Handout 01.08 - Station Card Scrambled Egg Tacos.docx
+++ b/downloads/handouts/Unit 01/Handout 01.08 - Station Card Scrambled Egg Tacos.docx
@@ -864,7 +864,7 @@
     <w:sectPr>
       <w:headerReference w:type="default" r:id="rId9"/>
       <w:pgSz w:w="12240" w:h="15840"/>
-      <w:pgMar w:top="1440" w:bottom="1440" w:left="1440" w:right="1440" w:header="504"/>
+      <w:pgMar w:top="1008" w:bottom="1008" w:left="1008" w:right="1008" w:header="504"/>
     </w:sectPr>
   </w:body>
 </w:document>

--- a/downloads/handouts/Unit 01/Handout 01.08 - Station Card Scrambled Egg Tacos.docx
+++ b/downloads/handouts/Unit 01/Handout 01.08 - Station Card Scrambled Egg Tacos.docx
@@ -778,7 +778,7 @@
         <w:pStyle w:val="FirstParagraph"/>
       </w:pPr>
       <w:r>
-        <w:t xml:space="preserve">Allergy swaps: egg allergy, that teammate works the vegetable skillet and plating and eats a cheese and vegetable taco; dairy, skip the cheese and use an oil spray in the skillets for that portion; wheat, corn tortillas.</w:t>
+        <w:t xml:space="preserve">Allergy swaps. Egg allergy: that teammate works the vegetable skillet and the plating, and eats a cheese and vegetable taco. Dairy allergy: skip the cheese, and use an oil spray in the skillets for that portion. Wheat allergy: corn tortillas.</w:t>
       </w:r>
     </w:p>
     <w:p>
@@ -786,7 +786,7 @@
         <w:pStyle w:val="BodyText"/>
       </w:pPr>
       <w:r>
-        <w:t xml:space="preserve">Words for the station:</w:t>
+        <w:t xml:space="preserve">Words for the station (write each one in your home language):</w:t>
       </w:r>
       <w:r>
         <w:t xml:space="preserve"> </w:t>
@@ -864,7 +864,7 @@
     <w:sectPr>
       <w:headerReference w:type="default" r:id="rId9"/>
       <w:pgSz w:w="12240" w:h="15840"/>
-      <w:pgMar w:top="1008" w:bottom="1008" w:left="1008" w:right="1008" w:header="504"/>
+      <w:pgMar w:top="1440" w:bottom="1440" w:left="1440" w:right="1440" w:header="504"/>
     </w:sectPr>
   </w:body>
 </w:document>
@@ -1739,7 +1739,7 @@
     </w:rPrDefault>
     <w:pPrDefault>
       <w:pPr>
-        <w:spacing w:after="200"/>
+        <w:spacing w:line="300" w:lineRule="auto" w:after="200"/>
       </w:pPr>
     </w:pPrDefault>
   </w:docDefaults>
